--- a/docs/documents-word/guide_api_mis_a_jour.docx
+++ b/docs/documents-word/guide_api_mis_a_jour.docx
@@ -34,7 +34,7 @@
       </w:pPr>
       <w:r>
         <w:rPr/>
-        <w:t>Application : DR-DOCSCOL, gestion des demandes et retraits de documents academiques</w:t>
+        <w:t>Application : DR-DOCSCOL, gestion des demandes et retraits de documents scolaires</w:t>
       </w:r>
     </w:p>
     <w:p>
@@ -5426,7 +5426,33 @@
             </w:pPr>
             <w:r>
               <w:rPr/>
-              <w:t>Cree paiement duplicata applicatif</w:t>
+              <w:t xml:space="preserve">Cree paiement duplicata applicatif avec </w:t>
+            </w:r>
+            <w:r>
+              <w:rPr>
+                <w:rFonts w:ascii="Liberation Mono" w:hAnsi="Liberation Mono"/>
+              </w:rPr>
+              <w:t>cibleDocument</w:t>
+            </w:r>
+            <w:r>
+              <w:rPr/>
+              <w:t xml:space="preserve"> et montant attendu : 10 000 FCFA pour </w:t>
+            </w:r>
+            <w:r>
+              <w:rPr>
+                <w:rFonts w:ascii="Liberation Mono" w:hAnsi="Liberation Mono"/>
+              </w:rPr>
+              <w:t>RELEVE_NOTES</w:t>
+            </w:r>
+            <w:r>
+              <w:rPr/>
+              <w:t xml:space="preserve">, 15 000 FCFA pour </w:t>
+            </w:r>
+            <w:r>
+              <w:rPr>
+                <w:rFonts w:ascii="Liberation Mono" w:hAnsi="Liberation Mono"/>
+              </w:rPr>
+              <w:t>ORIGINAL</w:t>
             </w:r>
           </w:p>
         </w:tc>
@@ -5759,7 +5785,7 @@
             </w:pPr>
             <w:r>
               <w:rPr/>
-              <w:t>Confirmation via secret interne</w:t>
+              <w:t>Confirmation via secret interne avec controle du montant attendu</w:t>
             </w:r>
           </w:p>
         </w:tc>
